--- a/bank/task_08/variant_20.docx
+++ b/bank/task_08/variant_20.docx
@@ -3,16 +3,10 @@
 <w:document xmlns:wpc="http://schemas.microsoft.com/office/word/2010/wordprocessingCanvas" xmlns:cx="http://schemas.microsoft.com/office/drawing/2014/chartex" xmlns:cx1="http://schemas.microsoft.com/office/drawing/2015/9/8/chartex" xmlns:cx2="http://schemas.microsoft.com/office/drawing/2015/10/21/chartex" xmlns:cx3="http://schemas.microsoft.com/office/drawing/2016/5/9/chartex" xmlns:cx4="http://schemas.microsoft.com/office/drawing/2016/5/10/chartex" xmlns:cx5="http://schemas.microsoft.com/office/drawing/2016/5/11/chartex" xmlns:cx6="http://schemas.microsoft.com/office/drawing/2016/5/12/chartex" xmlns:cx7="http://schemas.microsoft.com/office/drawing/2016/5/13/chartex" xmlns:cx8="http://schemas.microsoft.com/office/drawing/2016/5/14/chartex" xmlns:mc="http://schemas.openxmlformats.org/markup-compatibility/2006" xmlns:aink="http://schemas.microsoft.com/office/drawing/2016/ink" xmlns:am3d="http://schemas.microsoft.com/office/drawing/2017/model3d" xmlns:o="urn:schemas-microsoft-com:office:office" xmlns:r="http://schemas.openxmlformats.org/officeDocument/2006/relationships" xmlns:m="http://schemas.openxmlformats.org/officeDocument/2006/math" xmlns:v="urn:schemas-microsoft-com:vml" xmlns:wp14="http://schemas.microsoft.com/office/word/2010/wordprocessingDrawing" xmlns:wp="http://schemas.openxmlformats.org/drawingml/2006/wordprocessingDrawing" xmlns:w10="urn:schemas-microsoft-com:office:word" xmlns:w="http://schemas.openxmlformats.org/wordprocessingml/2006/main" xmlns:w14="http://schemas.microsoft.com/office/word/2010/wordml" xmlns:w15="http://schemas.microsoft.com/office/word/2012/wordml" xmlns:w16cex="http://schemas.microsoft.com/office/word/2018/wordml/cex" xmlns:w16cid="http://schemas.microsoft.com/office/word/2016/wordml/cid" xmlns:w16="http://schemas.microsoft.com/office/word/2018/wordml" xmlns:w16sdtdh="http://schemas.microsoft.com/office/word/2020/wordml/sdtdatahash" xmlns:w16se="http://schemas.microsoft.com/office/word/2015/wordml/symex" xmlns:wpg="http://schemas.microsoft.com/office/word/2010/wordprocessingGroup" xmlns:wpi="http://schemas.microsoft.com/office/word/2010/wordprocessingInk" xmlns:wne="http://schemas.microsoft.com/office/word/2006/wordml" xmlns:wps="http://schemas.microsoft.com/office/word/2010/wordprocessingShape" mc:Ignorable="w14 w15 w16se w16cid w16 w16cex w16sdtdh wp14">
   <w:body>
     <w:p>
-      <w:pPr>
-        <w:rPr>
-          <w:sz w:val="24"/>
-        </w:rPr>
-      </w:pPr>
       <w:r>
         <w:rPr>
-          <w:rFonts w:ascii="Cambria Math" w:eastAsia="Times New Roman" w:hAnsi="Cambria Math" w:cs="Segoe UI"/>
+          <w:rFonts w:eastAsia="Times New Roman"/>
           <w:bCs/>
-          <w:sz w:val="24"/>
           <w:szCs w:val="28"/>
           <w:lang w:eastAsia="ru-RU"/>
         </w:rPr>
@@ -20,8 +14,7 @@
       </w:r>
       <w:r>
         <w:rPr>
-          <w:rFonts w:ascii="Cambria Math" w:eastAsia="Times New Roman" w:hAnsi="Cambria Math" w:cs="Segoe UI"/>
-          <w:sz w:val="24"/>
+          <w:rFonts w:eastAsia="Times New Roman"/>
           <w:szCs w:val="28"/>
           <w:lang w:eastAsia="ru-RU"/>
         </w:rPr>
@@ -32,9 +25,8 @@
           <m:fPr>
             <m:ctrlPr>
               <w:rPr>
-                <w:rFonts w:ascii="Cambria Math" w:eastAsia="Times New Roman" w:hAnsi="Cambria Math" w:cs="Times New Roman"/>
+                <w:rFonts w:ascii="Cambria Math" w:eastAsia="Times New Roman" w:hAnsi="Cambria Math"/>
                 <w:i/>
-                <w:sz w:val="24"/>
                 <w:szCs w:val="28"/>
                 <w:bdr w:val="none" w:sz="0" w:space="0" w:color="auto" w:frame="1"/>
                 <w:lang w:eastAsia="ru-RU"/>
@@ -44,8 +36,7 @@
           <m:num>
             <m:r>
               <w:rPr>
-                <w:rFonts w:ascii="Cambria Math" w:eastAsia="Times New Roman" w:hAnsi="Cambria Math" w:cs="Times New Roman"/>
-                <w:sz w:val="24"/>
+                <w:rFonts w:ascii="Cambria Math" w:eastAsia="Times New Roman" w:hAnsi="Cambria Math"/>
                 <w:szCs w:val="28"/>
                 <w:bdr w:val="none" w:sz="0" w:space="0" w:color="auto" w:frame="1"/>
                 <w:lang w:eastAsia="ru-RU"/>
@@ -58,9 +49,8 @@
               <m:sSupPr>
                 <m:ctrlPr>
                   <w:rPr>
-                    <w:rFonts w:ascii="Cambria Math" w:eastAsia="Times New Roman" w:hAnsi="Cambria Math" w:cs="Times New Roman"/>
+                    <w:rFonts w:ascii="Cambria Math" w:eastAsia="Times New Roman" w:hAnsi="Cambria Math"/>
                     <w:i/>
-                    <w:sz w:val="24"/>
                     <w:szCs w:val="28"/>
                     <w:bdr w:val="none" w:sz="0" w:space="0" w:color="auto" w:frame="1"/>
                     <w:lang w:eastAsia="ru-RU"/>
@@ -70,8 +60,7 @@
               <m:e>
                 <m:r>
                   <w:rPr>
-                    <w:rFonts w:ascii="Cambria Math" w:eastAsia="Times New Roman" w:hAnsi="Cambria Math" w:cs="Times New Roman"/>
-                    <w:sz w:val="24"/>
+                    <w:rFonts w:ascii="Cambria Math" w:eastAsia="Times New Roman" w:hAnsi="Cambria Math"/>
                     <w:szCs w:val="28"/>
                     <w:bdr w:val="none" w:sz="0" w:space="0" w:color="auto" w:frame="1"/>
                     <w:lang w:eastAsia="ru-RU"/>
@@ -82,8 +71,7 @@
               <m:sup>
                 <m:r>
                   <w:rPr>
-                    <w:rFonts w:ascii="Cambria Math" w:eastAsia="Times New Roman" w:hAnsi="Cambria Math" w:cs="Times New Roman"/>
-                    <w:sz w:val="24"/>
+                    <w:rFonts w:ascii="Cambria Math" w:eastAsia="Times New Roman" w:hAnsi="Cambria Math"/>
                     <w:szCs w:val="28"/>
                     <w:bdr w:val="none" w:sz="0" w:space="0" w:color="auto" w:frame="1"/>
                     <w:lang w:eastAsia="ru-RU"/>
@@ -96,8 +84,7 @@
         </m:f>
         <m:r>
           <w:rPr>
-            <w:rFonts w:ascii="Cambria Math" w:eastAsia="Times New Roman" w:hAnsi="Cambria Math" w:cs="Times New Roman"/>
-            <w:sz w:val="24"/>
+            <w:rFonts w:ascii="Cambria Math" w:eastAsia="Times New Roman" w:hAnsi="Cambria Math"/>
             <w:szCs w:val="28"/>
             <w:bdr w:val="none" w:sz="0" w:space="0" w:color="auto" w:frame="1"/>
             <w:lang w:eastAsia="ru-RU"/>
@@ -108,9 +95,8 @@
           <m:fPr>
             <m:ctrlPr>
               <w:rPr>
-                <w:rFonts w:ascii="Cambria Math" w:eastAsia="Times New Roman" w:hAnsi="Cambria Math" w:cs="Times New Roman"/>
+                <w:rFonts w:ascii="Cambria Math" w:eastAsia="Times New Roman" w:hAnsi="Cambria Math"/>
                 <w:i/>
-                <w:sz w:val="24"/>
                 <w:szCs w:val="28"/>
                 <w:bdr w:val="none" w:sz="0" w:space="0" w:color="auto" w:frame="1"/>
                 <w:lang w:eastAsia="ru-RU"/>
@@ -120,8 +106,7 @@
           <m:num>
             <m:r>
               <w:rPr>
-                <w:rFonts w:ascii="Cambria Math" w:eastAsia="Times New Roman" w:hAnsi="Cambria Math" w:cs="Times New Roman"/>
-                <w:sz w:val="24"/>
+                <w:rFonts w:ascii="Cambria Math" w:eastAsia="Times New Roman" w:hAnsi="Cambria Math"/>
                 <w:szCs w:val="28"/>
                 <w:bdr w:val="none" w:sz="0" w:space="0" w:color="auto" w:frame="1"/>
                 <w:lang w:eastAsia="ru-RU"/>
@@ -134,9 +119,8 @@
               <m:sSupPr>
                 <m:ctrlPr>
                   <w:rPr>
-                    <w:rFonts w:ascii="Cambria Math" w:eastAsia="Times New Roman" w:hAnsi="Cambria Math" w:cs="Times New Roman"/>
+                    <w:rFonts w:ascii="Cambria Math" w:eastAsia="Times New Roman" w:hAnsi="Cambria Math"/>
                     <w:i/>
-                    <w:sz w:val="24"/>
                     <w:szCs w:val="28"/>
                     <w:bdr w:val="none" w:sz="0" w:space="0" w:color="auto" w:frame="1"/>
                     <w:lang w:eastAsia="ru-RU"/>
@@ -146,8 +130,7 @@
               <m:e>
                 <m:r>
                   <w:rPr>
-                    <w:rFonts w:ascii="Cambria Math" w:eastAsia="Times New Roman" w:hAnsi="Cambria Math" w:cs="Times New Roman"/>
-                    <w:sz w:val="24"/>
+                    <w:rFonts w:ascii="Cambria Math" w:eastAsia="Times New Roman" w:hAnsi="Cambria Math"/>
                     <w:szCs w:val="28"/>
                     <w:bdr w:val="none" w:sz="0" w:space="0" w:color="auto" w:frame="1"/>
                     <w:lang w:eastAsia="ru-RU"/>
@@ -158,8 +141,7 @@
               <m:sup>
                 <m:r>
                   <w:rPr>
-                    <w:rFonts w:ascii="Cambria Math" w:eastAsia="Times New Roman" w:hAnsi="Cambria Math" w:cs="Times New Roman"/>
-                    <w:sz w:val="24"/>
+                    <w:rFonts w:ascii="Cambria Math" w:eastAsia="Times New Roman" w:hAnsi="Cambria Math"/>
                     <w:szCs w:val="28"/>
                     <w:bdr w:val="none" w:sz="0" w:space="0" w:color="auto" w:frame="1"/>
                     <w:lang w:eastAsia="ru-RU"/>
@@ -170,8 +152,7 @@
             </m:sSup>
             <m:r>
               <w:rPr>
-                <w:rFonts w:ascii="Cambria Math" w:eastAsia="Times New Roman" w:hAnsi="Cambria Math" w:cs="Times New Roman"/>
-                <w:sz w:val="24"/>
+                <w:rFonts w:ascii="Cambria Math" w:eastAsia="Times New Roman" w:hAnsi="Cambria Math"/>
                 <w:szCs w:val="28"/>
                 <w:bdr w:val="none" w:sz="0" w:space="0" w:color="auto" w:frame="1"/>
                 <w:lang w:eastAsia="ru-RU"/>
@@ -183,27 +164,16 @@
       </m:oMath>
       <w:r>
         <w:rPr>
-          <w:rFonts w:ascii="Cambria Math" w:eastAsia="Times New Roman" w:hAnsi="Cambria Math" w:cs="Times New Roman"/>
-          <w:sz w:val="24"/>
+          <w:rFonts w:eastAsia="Times New Roman"/>
           <w:szCs w:val="28"/>
           <w:lang w:eastAsia="ru-RU"/>
         </w:rPr>
-        <w:t>​</w:t>
-      </w:r>
-      <w:r>
-        <w:rPr>
-          <w:rFonts w:ascii="Cambria Math" w:eastAsia="Times New Roman" w:hAnsi="Cambria Math" w:cs="Segoe UI"/>
-          <w:sz w:val="24"/>
-          <w:szCs w:val="28"/>
-          <w:lang w:eastAsia="ru-RU"/>
-        </w:rPr>
-        <w:t> и найдите его значение при </w:t>
+        <w:t>​ и найдите его значение при </w:t>
       </w:r>
       <m:oMath>
         <m:r>
           <w:rPr>
-            <w:rFonts w:ascii="Cambria Math" w:eastAsia="Times New Roman" w:hAnsi="Cambria Math" w:cs="Times New Roman"/>
-            <w:sz w:val="24"/>
+            <w:rFonts w:ascii="Cambria Math" w:eastAsia="Times New Roman" w:hAnsi="Cambria Math"/>
             <w:szCs w:val="28"/>
             <w:bdr w:val="none" w:sz="0" w:space="0" w:color="auto" w:frame="1"/>
             <w:lang w:eastAsia="ru-RU"/>
@@ -213,8 +183,7 @@
       </m:oMath>
       <w:r>
         <w:rPr>
-          <w:rFonts w:ascii="Cambria Math" w:eastAsia="Times New Roman" w:hAnsi="Cambria Math" w:cs="Segoe UI"/>
-          <w:sz w:val="24"/>
+          <w:rFonts w:eastAsia="Times New Roman"/>
           <w:szCs w:val="28"/>
           <w:lang w:eastAsia="ru-RU"/>
         </w:rPr>
@@ -223,7 +192,7 @@
     </w:p>
     <w:sectPr>
       <w:pgSz w:w="11906" w:h="16838"/>
-      <w:pgMar w:top="1134" w:right="850" w:bottom="1134" w:left="1701" w:header="708" w:footer="708" w:gutter="0"/>
+      <w:pgMar w:top="850" w:right="850" w:bottom="850" w:left="850" w:header="708" w:footer="708" w:gutter="0"/>
       <w:cols w:space="708"/>
       <w:docGrid w:linePitch="360"/>
     </w:sectPr>
@@ -629,6 +598,14 @@
   <w:style w:type="paragraph" w:default="1" w:styleId="a">
     <w:name w:val="Normal"/>
     <w:qFormat/>
+    <w:pPr>
+      <w:spacing w:after="0" w:line="240" w:lineRule="auto"/>
+      <w:jc w:val="both"/>
+    </w:pPr>
+    <w:rPr>
+      <w:rFonts w:ascii="Times New Roman" w:hAnsi="Times New Roman" w:cs="Times New Roman"/>
+      <w:sz w:val="24"/>
+    </w:rPr>
   </w:style>
   <w:style w:type="character" w:default="1" w:styleId="a0">
     <w:name w:val="Default Paragraph Font"/>
